--- a/services-system/resources/views/certificates/templates/residency_format.docx
+++ b/services-system/resources/views/certificates/templates/residency_format.docx
@@ -935,14 +935,75 @@
       <w:r>
         <w:rPr>
           <w:rFonts w:ascii="Century Gothic" w:hAnsi="Century Gothic"/>
+          <w:bCs w:val="0"/>
+          <w:color w:val="000000" w:themeColor="text1"/>
+          <w:sz w:val="24"/>
+          <w:szCs w:val="24"/>
+        </w:rPr>
+        <w:t>${</w:t>
+      </w:r>
+      <w:proofErr w:type="spellStart"/>
+      <w:r>
+        <w:rPr>
+          <w:rFonts w:ascii="Century Gothic" w:hAnsi="Century Gothic"/>
+          <w:bCs w:val="0"/>
+          <w:color w:val="000000" w:themeColor="text1"/>
+          <w:sz w:val="24"/>
+          <w:szCs w:val="24"/>
+        </w:rPr>
+        <w:t>fullname</w:t>
+      </w:r>
+      <w:proofErr w:type="spellEnd"/>
+      <w:r>
+        <w:rPr>
+          <w:rFonts w:ascii="Century Gothic" w:hAnsi="Century Gothic"/>
+          <w:bCs w:val="0"/>
+          <w:color w:val="000000" w:themeColor="text1"/>
+          <w:sz w:val="24"/>
+          <w:szCs w:val="24"/>
+        </w:rPr>
+        <w:t>},</w:t>
+      </w:r>
+      <w:r>
+        <w:rPr>
+          <w:rFonts w:ascii="Century Gothic" w:hAnsi="Century Gothic"/>
+          <w:bCs w:val="0"/>
+          <w:color w:val="000000" w:themeColor="text1"/>
+          <w:sz w:val="24"/>
+          <w:szCs w:val="24"/>
+        </w:rPr>
+        <w:t xml:space="preserve"> </w:t>
+      </w:r>
+      <w:r>
+        <w:rPr>
+          <w:rFonts w:ascii="Century Gothic" w:hAnsi="Century Gothic"/>
+          <w:bCs w:val="0"/>
+          <w:color w:val="000000" w:themeColor="text1"/>
+          <w:sz w:val="24"/>
+          <w:szCs w:val="24"/>
+        </w:rPr>
+        <w:t>${age}</w:t>
+      </w:r>
+      <w:r>
+        <w:rPr>
+          <w:rFonts w:ascii="Century Gothic" w:hAnsi="Century Gothic"/>
           <w:b w:val="0"/>
           <w:color w:val="000000" w:themeColor="text1"/>
           <w:sz w:val="24"/>
           <w:szCs w:val="24"/>
         </w:rPr>
-        <w:t>${</w:t>
-      </w:r>
-      <w:proofErr w:type="spellStart"/>
+        <w:t xml:space="preserve"> </w:t>
+      </w:r>
+      <w:r>
+        <w:rPr>
+          <w:rFonts w:ascii="Century Gothic" w:hAnsi="Century Gothic"/>
+          <w:bCs w:val="0"/>
+          <w:color w:val="000000" w:themeColor="text1"/>
+          <w:sz w:val="24"/>
+          <w:szCs w:val="24"/>
+        </w:rPr>
+        <w:t>yrs. old</w:t>
+      </w:r>
       <w:r>
         <w:rPr>
           <w:rFonts w:ascii="Century Gothic" w:hAnsi="Century Gothic"/>
@@ -951,9 +1012,28 @@
           <w:sz w:val="24"/>
           <w:szCs w:val="24"/>
         </w:rPr>
-        <w:t>fullname</w:t>
-      </w:r>
-      <w:proofErr w:type="spellEnd"/>
+        <w:t xml:space="preserve">, resident of </w:t>
+      </w:r>
+      <w:r>
+        <w:rPr>
+          <w:rFonts w:ascii="Century Gothic" w:hAnsi="Century Gothic"/>
+          <w:bCs w:val="0"/>
+          <w:color w:val="000000" w:themeColor="text1"/>
+          <w:sz w:val="24"/>
+          <w:szCs w:val="24"/>
+        </w:rPr>
+        <w:t>${purok</w:t>
+      </w:r>
+      <w:r>
+        <w:rPr>
+          <w:rFonts w:ascii="Century Gothic" w:hAnsi="Century Gothic"/>
+          <w:bCs w:val="0"/>
+          <w:color w:val="000000" w:themeColor="text1"/>
+          <w:sz w:val="24"/>
+          <w:szCs w:val="24"/>
+        </w:rPr>
+        <w:t>}, Barangay Sto. Rosario, Magallanes, Agusan del Norte</w:t>
+      </w:r>
       <w:r>
         <w:rPr>
           <w:rFonts w:ascii="Century Gothic" w:hAnsi="Century Gothic"/>
@@ -962,77 +1042,7 @@
           <w:sz w:val="24"/>
           <w:szCs w:val="24"/>
         </w:rPr>
-        <w:t>},</w:t>
-      </w:r>
-      <w:r>
-        <w:rPr>
-          <w:rFonts w:ascii="Century Gothic" w:hAnsi="Century Gothic"/>
-          <w:bCs w:val="0"/>
-          <w:color w:val="000000" w:themeColor="text1"/>
-          <w:sz w:val="24"/>
-          <w:szCs w:val="24"/>
-        </w:rPr>
-        <w:t xml:space="preserve"> </w:t>
-      </w:r>
-      <w:r>
-        <w:rPr>
-          <w:rFonts w:ascii="Century Gothic" w:hAnsi="Century Gothic"/>
-          <w:b w:val="0"/>
-          <w:color w:val="000000" w:themeColor="text1"/>
-          <w:sz w:val="24"/>
-          <w:szCs w:val="24"/>
-        </w:rPr>
-        <w:t>${age}</w:t>
-      </w:r>
-      <w:r>
-        <w:rPr>
-          <w:rFonts w:ascii="Century Gothic" w:hAnsi="Century Gothic"/>
-          <w:b w:val="0"/>
-          <w:color w:val="000000" w:themeColor="text1"/>
-          <w:sz w:val="24"/>
-          <w:szCs w:val="24"/>
-        </w:rPr>
-        <w:t xml:space="preserve"> </w:t>
-      </w:r>
-      <w:r>
-        <w:rPr>
-          <w:rFonts w:ascii="Century Gothic" w:hAnsi="Century Gothic"/>
-          <w:b w:val="0"/>
-          <w:color w:val="000000" w:themeColor="text1"/>
-          <w:sz w:val="24"/>
-          <w:szCs w:val="24"/>
-        </w:rPr>
-        <w:t>yrs. old</w:t>
-      </w:r>
-      <w:r>
-        <w:rPr>
-          <w:rFonts w:ascii="Century Gothic" w:hAnsi="Century Gothic"/>
-          <w:b w:val="0"/>
-          <w:color w:val="000000" w:themeColor="text1"/>
-          <w:sz w:val="24"/>
-          <w:szCs w:val="24"/>
-        </w:rPr>
-        <w:t xml:space="preserve">, resident of </w:t>
-      </w:r>
-      <w:r>
-        <w:rPr>
-          <w:rFonts w:ascii="Century Gothic" w:hAnsi="Century Gothic"/>
-          <w:b w:val="0"/>
-          <w:color w:val="000000" w:themeColor="text1"/>
-          <w:sz w:val="24"/>
-          <w:szCs w:val="24"/>
-        </w:rPr>
-        <w:t>${purok</w:t>
-      </w:r>
-      <w:r>
-        <w:rPr>
-          <w:rFonts w:ascii="Century Gothic" w:hAnsi="Century Gothic"/>
-          <w:b w:val="0"/>
-          <w:color w:val="000000" w:themeColor="text1"/>
-          <w:sz w:val="24"/>
-          <w:szCs w:val="24"/>
-        </w:rPr>
-        <w:t>}, Barangay Sto. Rosario, Magallanes, Agusan del Norte, is a bona fide resident of this barangay.</w:t>
+        <w:t>, is a bona fide resident of this barangay.</w:t>
       </w:r>
     </w:p>
     <w:p>
@@ -1041,6 +1051,8 @@
         <w:jc w:val="both"/>
         <w:rPr>
           <w:rFonts w:ascii="Century Gothic" w:hAnsi="Century Gothic"/>
+          <w:b/>
+          <w:bCs/>
           <w:color w:val="0D0D0D" w:themeColor="text1" w:themeTint="F2"/>
         </w:rPr>
       </w:pPr>
@@ -1052,7 +1064,7 @@
           <w:rFonts w:ascii="Century Gothic" w:hAnsi="Century Gothic"/>
           <w:color w:val="0D0D0D" w:themeColor="text1" w:themeTint="F2"/>
         </w:rPr>
-        <w:t xml:space="preserve">This certification is being upon the request of </w:t>
+        <w:t xml:space="preserve">This certification </w:t>
       </w:r>
       <w:proofErr w:type="gramStart"/>
       <w:r>
@@ -1060,6 +1072,22 @@
           <w:rFonts w:ascii="Century Gothic" w:hAnsi="Century Gothic"/>
           <w:color w:val="0D0D0D" w:themeColor="text1" w:themeTint="F2"/>
         </w:rPr>
+        <w:t>is being</w:t>
+      </w:r>
+      <w:proofErr w:type="gramEnd"/>
+      <w:r>
+        <w:rPr>
+          <w:rFonts w:ascii="Century Gothic" w:hAnsi="Century Gothic"/>
+          <w:color w:val="0D0D0D" w:themeColor="text1" w:themeTint="F2"/>
+        </w:rPr>
+        <w:t xml:space="preserve"> upon the request of </w:t>
+      </w:r>
+      <w:proofErr w:type="gramStart"/>
+      <w:r>
+        <w:rPr>
+          <w:rFonts w:ascii="Century Gothic" w:hAnsi="Century Gothic"/>
+          <w:color w:val="0D0D0D" w:themeColor="text1" w:themeTint="F2"/>
+        </w:rPr>
         <w:t xml:space="preserve">the </w:t>
       </w:r>
       <w:r>
@@ -1072,6 +1100,8 @@
       <w:r>
         <w:rPr>
           <w:rFonts w:ascii="Century Gothic" w:hAnsi="Century Gothic"/>
+          <w:b/>
+          <w:bCs/>
           <w:color w:val="000000" w:themeColor="text1"/>
         </w:rPr>
         <w:t>$</w:t>
@@ -1080,6 +1110,8 @@
       <w:r>
         <w:rPr>
           <w:rFonts w:ascii="Century Gothic" w:hAnsi="Century Gothic"/>
+          <w:b/>
+          <w:bCs/>
           <w:color w:val="000000" w:themeColor="text1"/>
         </w:rPr>
         <w:t>{</w:t>
@@ -1089,6 +1121,8 @@
       <w:r>
         <w:rPr>
           <w:rFonts w:ascii="Century Gothic" w:hAnsi="Century Gothic"/>
+          <w:b/>
+          <w:bCs/>
           <w:color w:val="000000" w:themeColor="text1"/>
         </w:rPr>
         <w:t>fullname</w:t>
@@ -1097,6 +1131,8 @@
       <w:r>
         <w:rPr>
           <w:rFonts w:ascii="Century Gothic" w:hAnsi="Century Gothic"/>
+          <w:b/>
+          <w:bCs/>
           <w:color w:val="000000" w:themeColor="text1"/>
         </w:rPr>
         <w:t>}</w:t>
@@ -1126,6 +1162,8 @@
       <w:r>
         <w:rPr>
           <w:rFonts w:ascii="Century Gothic" w:hAnsi="Century Gothic"/>
+          <w:b/>
+          <w:bCs/>
           <w:color w:val="0D0D0D" w:themeColor="text1" w:themeTint="F2"/>
         </w:rPr>
         <w:t xml:space="preserve"> </w:t>
@@ -1133,6 +1171,8 @@
       <w:r>
         <w:rPr>
           <w:rFonts w:ascii="Century Gothic" w:hAnsi="Century Gothic"/>
+          <w:b/>
+          <w:bCs/>
           <w:color w:val="0D0D0D" w:themeColor="text1" w:themeTint="F2"/>
         </w:rPr>
         <w:t xml:space="preserve"> </w:t>
@@ -1140,20 +1180,17 @@
       <w:r>
         <w:rPr>
           <w:rFonts w:ascii="Century Gothic" w:hAnsi="Century Gothic"/>
-          <w:color w:val="0D0D0D" w:themeColor="text1" w:themeTint="F2"/>
-        </w:rPr>
-        <w:t>${</w:t>
-      </w:r>
-      <w:r>
-        <w:rPr>
-          <w:rFonts w:ascii="Century Gothic" w:hAnsi="Century Gothic"/>
-          <w:color w:val="0D0D0D" w:themeColor="text1" w:themeTint="F2"/>
-        </w:rPr>
-        <w:t>purpose</w:t>
-      </w:r>
-      <w:r>
-        <w:rPr>
-          <w:rFonts w:ascii="Century Gothic" w:hAnsi="Century Gothic"/>
+          <w:b/>
+          <w:bCs/>
+          <w:color w:val="0D0D0D" w:themeColor="text1" w:themeTint="F2"/>
+        </w:rPr>
+        <w:t>${purpose</w:t>
+      </w:r>
+      <w:r>
+        <w:rPr>
+          <w:rFonts w:ascii="Century Gothic" w:hAnsi="Century Gothic"/>
+          <w:b/>
+          <w:bCs/>
           <w:color w:val="0D0D0D" w:themeColor="text1" w:themeTint="F2"/>
         </w:rPr>
         <w:t>}.</w:t>
@@ -1208,6 +1245,8 @@
       <w:r>
         <w:rPr>
           <w:rFonts w:ascii="Century Gothic" w:hAnsi="Century Gothic"/>
+          <w:b/>
+          <w:bCs/>
           <w:color w:val="0D0D0D" w:themeColor="text1" w:themeTint="F2"/>
         </w:rPr>
         <w:t>$</w:t>
@@ -1215,6 +1254,8 @@
       <w:r>
         <w:rPr>
           <w:rFonts w:ascii="Century Gothic" w:hAnsi="Century Gothic"/>
+          <w:b/>
+          <w:bCs/>
           <w:color w:val="0D0D0D" w:themeColor="text1" w:themeTint="F2"/>
         </w:rPr>
         <w:t>{</w:t>
@@ -1222,6 +1263,8 @@
       <w:r>
         <w:rPr>
           <w:rFonts w:ascii="Century Gothic" w:hAnsi="Century Gothic"/>
+          <w:b/>
+          <w:bCs/>
           <w:color w:val="0D0D0D" w:themeColor="text1" w:themeTint="F2"/>
         </w:rPr>
         <w:t>day</w:t>
@@ -1229,61 +1272,95 @@
       <w:r>
         <w:rPr>
           <w:rFonts w:ascii="Century Gothic" w:hAnsi="Century Gothic"/>
-          <w:color w:val="0D0D0D" w:themeColor="text1" w:themeTint="F2"/>
+          <w:b/>
+          <w:bCs/>
+          <w:color w:val="0D0D0D" w:themeColor="text1" w:themeTint="F2"/>
+        </w:rPr>
+        <w:t xml:space="preserve">} day </w:t>
+      </w:r>
+      <w:proofErr w:type="gramStart"/>
+      <w:r>
+        <w:rPr>
+          <w:rFonts w:ascii="Century Gothic" w:hAnsi="Century Gothic"/>
+          <w:b/>
+          <w:bCs/>
+          <w:color w:val="0D0D0D" w:themeColor="text1" w:themeTint="F2"/>
+        </w:rPr>
+        <w:t>of</w:t>
+      </w:r>
+      <w:r>
+        <w:rPr>
+          <w:rFonts w:ascii="Century Gothic" w:hAnsi="Century Gothic"/>
+          <w:b/>
+          <w:bCs/>
+          <w:color w:val="0D0D0D" w:themeColor="text1" w:themeTint="F2"/>
+        </w:rPr>
+        <w:t xml:space="preserve"> </w:t>
+      </w:r>
+      <w:r>
+        <w:rPr>
+          <w:rFonts w:ascii="Century Gothic" w:hAnsi="Century Gothic"/>
+          <w:b/>
+          <w:bCs/>
+          <w:color w:val="0D0D0D" w:themeColor="text1" w:themeTint="F2"/>
+        </w:rPr>
+        <w:t xml:space="preserve"> </w:t>
+      </w:r>
+      <w:r>
+        <w:rPr>
+          <w:rFonts w:ascii="Century Gothic" w:hAnsi="Century Gothic"/>
+          <w:b/>
+          <w:bCs/>
+          <w:color w:val="0D0D0D" w:themeColor="text1" w:themeTint="F2"/>
+        </w:rPr>
+        <w:t>$</w:t>
+      </w:r>
+      <w:proofErr w:type="gramEnd"/>
+      <w:r>
+        <w:rPr>
+          <w:rFonts w:ascii="Century Gothic" w:hAnsi="Century Gothic"/>
+          <w:b/>
+          <w:bCs/>
+          <w:color w:val="0D0D0D" w:themeColor="text1" w:themeTint="F2"/>
+          <w:u w:val="single"/>
+        </w:rPr>
+        <w:t>{</w:t>
+      </w:r>
+      <w:r>
+        <w:rPr>
+          <w:rFonts w:ascii="Century Gothic" w:hAnsi="Century Gothic"/>
+          <w:b/>
+          <w:bCs/>
+          <w:color w:val="0D0D0D" w:themeColor="text1" w:themeTint="F2"/>
+          <w:u w:val="single"/>
+        </w:rPr>
+        <w:t>month</w:t>
+      </w:r>
+      <w:r>
+        <w:rPr>
+          <w:rFonts w:ascii="Century Gothic" w:hAnsi="Century Gothic"/>
+          <w:b/>
+          <w:bCs/>
+          <w:color w:val="0D0D0D" w:themeColor="text1" w:themeTint="F2"/>
+          <w:u w:val="single"/>
         </w:rPr>
         <w:t>}</w:t>
       </w:r>
       <w:r>
         <w:rPr>
           <w:rFonts w:ascii="Century Gothic" w:hAnsi="Century Gothic"/>
+          <w:b/>
+          <w:bCs/>
+          <w:color w:val="0D0D0D" w:themeColor="text1" w:themeTint="F2"/>
+        </w:rPr>
+        <w:t>, ${year}</w:t>
+      </w:r>
+      <w:r>
+        <w:rPr>
+          <w:rFonts w:ascii="Century Gothic" w:hAnsi="Century Gothic"/>
           <w:color w:val="0D0D0D" w:themeColor="text1" w:themeTint="F2"/>
         </w:rPr>
         <w:t xml:space="preserve"> </w:t>
-      </w:r>
-      <w:r>
-        <w:rPr>
-          <w:rFonts w:ascii="Century Gothic" w:hAnsi="Century Gothic"/>
-          <w:color w:val="0D0D0D" w:themeColor="text1" w:themeTint="F2"/>
-        </w:rPr>
-        <w:t xml:space="preserve">day of </w:t>
-      </w:r>
-      <w:r>
-        <w:rPr>
-          <w:rFonts w:ascii="Century Gothic" w:hAnsi="Century Gothic"/>
-          <w:color w:val="0D0D0D" w:themeColor="text1" w:themeTint="F2"/>
-        </w:rPr>
-        <w:t>$</w:t>
-      </w:r>
-      <w:r>
-        <w:rPr>
-          <w:rFonts w:ascii="Century Gothic" w:hAnsi="Century Gothic"/>
-          <w:color w:val="0D0D0D" w:themeColor="text1" w:themeTint="F2"/>
-          <w:u w:val="single"/>
-        </w:rPr>
-        <w:t>{</w:t>
-      </w:r>
-      <w:r>
-        <w:rPr>
-          <w:rFonts w:ascii="Century Gothic" w:hAnsi="Century Gothic"/>
-          <w:color w:val="0D0D0D" w:themeColor="text1" w:themeTint="F2"/>
-          <w:u w:val="single"/>
-        </w:rPr>
-        <w:t>month</w:t>
-      </w:r>
-      <w:r>
-        <w:rPr>
-          <w:rFonts w:ascii="Century Gothic" w:hAnsi="Century Gothic"/>
-          <w:color w:val="0D0D0D" w:themeColor="text1" w:themeTint="F2"/>
-          <w:u w:val="single"/>
-        </w:rPr>
-        <w:t>}</w:t>
-      </w:r>
-      <w:r>
-        <w:rPr>
-          <w:rFonts w:ascii="Century Gothic" w:hAnsi="Century Gothic"/>
-          <w:color w:val="0D0D0D" w:themeColor="text1" w:themeTint="F2"/>
-        </w:rPr>
-        <w:t xml:space="preserve">, ${year} </w:t>
       </w:r>
       <w:r>
         <w:rPr>
